--- a/marketing/pitch-scripts/elevare-pitch-general-2min.docx
+++ b/marketing/pitch-scripts/elevare-pitch-general-2min.docx
@@ -187,7 +187,7 @@
       </w:pPr>
       <w:r>
         <w:rPr/>
-        <w:t xml:space="preserve">Ninety-nine dollars a month, self-serve. Two hundred a month if you want a human tutor dropping in. </w:t>
+        <w:t xml:space="preserve">Ninety-nine dollars a month, self-serve. One ninety-nine a month if you want a human tutor dropping in. </w:t>
       </w:r>
       <w:r>
         <w:rPr>
